--- a/[SDLC] Scrum-Agile/Final Sprint Review & Retrospective.docx
+++ b/[SDLC] Scrum-Agile/Final Sprint Review & Retrospective.docx
@@ -77,7 +77,7 @@
           <w:sz w:val="24"/>
           <w:szCs w:val="24"/>
         </w:rPr>
-        <w:t>to a slide show one and switched the focus of travel to that of  detox and wellness</w:t>
+        <w:t>to a slide show one and switched the focus of travel to that of detox and wellness</w:t>
       </w:r>
       <w:r>
         <w:rPr>
@@ -636,18 +636,8 @@
           <w:sz w:val="24"/>
           <w:szCs w:val="24"/>
         </w:rPr>
-        <w:t xml:space="preserve"> for a “Top Destinations” link. One </w:t>
-      </w:r>
-      <w:proofErr w:type="gramStart"/>
-      <w:r>
-        <w:rPr>
-          <w:rFonts w:ascii="Times New Roman" w:hAnsi="Times New Roman" w:cs="Times New Roman"/>
-          <w:sz w:val="24"/>
-          <w:szCs w:val="24"/>
-        </w:rPr>
-        <w:t>particular change</w:t>
-      </w:r>
-      <w:proofErr w:type="gramEnd"/>
+        <w:t xml:space="preserve"> for a “Top Destinations” link. One particular change</w:t>
+      </w:r>
       <w:r>
         <w:rPr>
           <w:rFonts w:ascii="Times New Roman" w:hAnsi="Times New Roman" w:cs="Times New Roman"/>
@@ -1339,25 +1329,7 @@
           <w:sz w:val="24"/>
           <w:szCs w:val="24"/>
         </w:rPr>
-        <w:t xml:space="preserve">Aside from the </w:t>
-      </w:r>
-      <w:proofErr w:type="gramStart"/>
-      <w:r>
-        <w:rPr>
-          <w:rFonts w:ascii="Times New Roman" w:hAnsi="Times New Roman" w:cs="Times New Roman"/>
-          <w:sz w:val="24"/>
-          <w:szCs w:val="24"/>
-        </w:rPr>
-        <w:t>aforementioned benefits</w:t>
-      </w:r>
-      <w:proofErr w:type="gramEnd"/>
-      <w:r>
-        <w:rPr>
-          <w:rFonts w:ascii="Times New Roman" w:hAnsi="Times New Roman" w:cs="Times New Roman"/>
-          <w:sz w:val="24"/>
-          <w:szCs w:val="24"/>
-        </w:rPr>
-        <w:t xml:space="preserve"> of the Scrum-agile approach, disadvantages may arise if not all members of the team are fully committed, as this approach relies heavily on communication and collaboration. I personally believe this was the best approach to use for development of the SNHU Travel app, because it allowed changing the graphical user interface (GUI) at any given moment, without any major disruption to the development process. This minimizes waste and increases customer satisfaction, due to the higher frequency of valuable deliverables. A waterfall (traditional project management) framework isn’t optimized for changes and adaptation in the way that Scrum is designed. Scrum also allowed for transparency, inspection, and much flexibility!</w:t>
+        <w:t>Aside from the aforementioned benefits of the Scrum-agile approach, disadvantages may arise if not all members of the team are fully committed, as this approach relies heavily on communication and collaboration. I personally believe this was the best approach to use for development of the SNHU Travel app, because it allowed changing the graphical user interface (GUI) at any given moment, without any major disruption to the development process. This minimizes waste and increases customer satisfaction, due to the higher frequency of valuable deliverables. A waterfall (traditional project management) framework isn’t optimized for changes and adaptation in the way that Scrum is designed. Scrum also allowed for transparency, inspection, and much flexibility!</w:t>
       </w:r>
     </w:p>
     <w:sectPr>
